--- a/backend/data/audit_report_templates/report_body/standalone/1.4.1无法表示意见审计报告模板（公众利益实体、非公众利益实体）-简版.docx
+++ b/backend/data/audit_report_templates/report_body/standalone/1.4.1无法表示意见审计报告模板（公众利益实体、非公众利益实体）-简版.docx
@@ -91,6 +91,7 @@
           <w:numId w:val="0"/>
         </w:numPr>
         <w:spacing w:line="360" w:lineRule="auto"/>
+        <w:ind w:firstLine="0"/>
         <w:jc w:val="center"/>
         <w:outlineLvl w:val="0"/>
         <w:rPr>
@@ -120,6 +121,7 @@
           <w:numId w:val="0"/>
         </w:numPr>
         <w:spacing w:line="360" w:lineRule="auto"/>
+        <w:ind w:firstLine="0"/>
         <w:jc w:val="center"/>
         <w:outlineLvl w:val="0"/>
         <w:rPr>
@@ -131,6 +133,7 @@
           <w:lang w:eastAsia="zh-CN"/>
         </w:rPr>
       </w:pPr>
+      <w:bookmarkStart w:id="0" w:name="_GoBack"/>
       <w:r>
         <w:rPr>
           <w:rFonts w:hint="eastAsia" w:ascii="黑体;SimHei" w:hAnsi="黑体;SimHei" w:eastAsia="黑体;SimHei" w:cs="Arial Narrow"/>
@@ -143,6 +146,7 @@
         <w:t>{{audit_year}}年度</w:t>
       </w:r>
     </w:p>
+    <w:bookmarkEnd w:id="0"/>
     <w:p>
       <w:pPr>
         <w:numPr>
@@ -1284,6 +1288,7 @@
     <w:p>
       <w:pPr>
         <w:spacing w:line="340" w:lineRule="atLeast"/>
+        <w:ind w:firstLine="420"/>
         <w:jc w:val="right"/>
         <w:rPr>
           <w:rFonts w:ascii="Arial Narrow" w:hAnsi="Arial Narrow" w:eastAsia="仿宋_GB2312" w:cs="Arial Narrow"/>
@@ -1294,7 +1299,7 @@
       </w:pPr>
       <w:r>
         <w:rPr>
-          <w:rFonts w:hint="eastAsia" w:ascii="Arial Narrow" w:hAnsi="Arial Narrow" w:eastAsia="仿宋_GB2312" w:cs="Arial Narrow"/>
+          <w:rFonts w:hint="eastAsia" w:ascii="Times New Roman" w:hAnsi="Times New Roman" w:eastAsia="仿宋_GB2312" w:cs="Arial Narrow"/>
           <w:spacing w:val="4"/>
           <w:sz w:val="24"/>
           <w:lang w:eastAsia="zh-CN"/>
@@ -1322,6 +1327,7 @@
           <w:numId w:val="0"/>
         </w:numPr>
         <w:spacing w:before="120" w:after="0" w:line="300" w:lineRule="auto"/>
+        <w:ind w:firstLine="420"/>
         <w:outlineLvl w:val="0"/>
         <w:rPr>
           <w:rFonts w:ascii="Arial Narrow" w:hAnsi="Arial Narrow" w:eastAsia="仿宋_GB2312" w:cs="Arial Narrow"/>
@@ -1334,7 +1340,7 @@
       </w:pPr>
       <w:r>
         <w:rPr>
-          <w:rFonts w:ascii="Arial Narrow" w:hAnsi="Arial Narrow" w:eastAsia="仿宋_GB2312" w:cs="Arial Narrow"/>
+          <w:rFonts w:ascii="Times New Roman" w:hAnsi="Times New Roman" w:eastAsia="仿宋_GB2312" w:cs="Arial Narrow"/>
           <w:b/>
           <w:color w:val="auto"/>
           <w:spacing w:val="4"/>
@@ -1346,7 +1352,7 @@
       </w:r>
       <w:r>
         <w:rPr>
-          <w:rFonts w:hint="eastAsia" w:ascii="Arial Narrow" w:hAnsi="Arial Narrow" w:eastAsia="仿宋_GB2312" w:cs="Arial Narrow"/>
+          <w:rFonts w:hint="eastAsia" w:ascii="Times New Roman" w:hAnsi="Times New Roman" w:eastAsia="仿宋_GB2312" w:cs="Arial Narrow"/>
           <w:b/>
           <w:color w:val="auto"/>
           <w:spacing w:val="4"/>
@@ -1401,7 +1407,7 @@
     <w:p>
       <w:pPr>
         <w:spacing w:before="120" w:after="0" w:line="300" w:lineRule="auto"/>
-        <w:ind w:left="0" w:leftChars="0" w:right="0" w:rightChars="0" w:firstLineChars="200"/>
+        <w:ind w:left="0" w:leftChars="0" w:right="0" w:rightChars="0" w:firstLine="480" w:firstLineChars="200"/>
         <w:jc w:val="both"/>
         <w:rPr>
           <w:rFonts w:ascii="Arial Narrow" w:hAnsi="Arial Narrow" w:eastAsia="仿宋_GB2312" w:cs="Arial Narrow"/>
@@ -1412,15 +1418,13 @@
       </w:pPr>
       <w:r>
         <w:rPr>
-          <w:rFonts w:hint="eastAsia" w:ascii="Arial Narrow" w:hAnsi="Arial Narrow" w:eastAsia="仿宋_GB2312" w:cs="Arial Narrow"/>
+          <w:rFonts w:hint="eastAsia" w:ascii="Times New Roman" w:hAnsi="Times New Roman" w:eastAsia="仿宋_GB2312" w:cs="Arial Narrow"/>
           <w:sz w:val="24"/>
           <w:szCs w:val="24"/>
           <w:lang w:eastAsia="zh-CN"/>
         </w:rPr>
         <w:t>我们接受委托，审计{{company_full_name}}（以下简称{{company_short_name}}）财务报表，包括{{audit_period_end}}的资产负债表，{{audit_year}}年度的利润表、现金流量表、股东权益变动表以及相关财务报表附注。</w:t>
       </w:r>
-      <w:bookmarkStart w:id="0" w:name="_GoBack"/>
-      <w:bookmarkEnd w:id="0"/>
     </w:p>
     <w:p>
       <w:pPr>
@@ -1721,7 +1725,7 @@
       <w:pPr>
         <w:snapToGrid w:val="0"/>
         <w:spacing w:line="300" w:lineRule="auto"/>
-        <w:ind w:left="0" w:leftChars="0" w:right="0" w:rightChars="0" w:firstLineChars="200"/>
+        <w:ind w:left="0" w:leftChars="0" w:right="0" w:rightChars="0" w:firstLine="480" w:firstLineChars="200"/>
         <w:jc w:val="both"/>
         <w:rPr>
           <w:rFonts w:ascii="仿宋_GB2312" w:hAnsi="仿宋_GB2312" w:eastAsia="仿宋_GB2312"/>
@@ -1787,7 +1791,7 @@
     <w:p>
       <w:pPr>
         <w:spacing w:before="120" w:after="0" w:line="300" w:lineRule="auto"/>
-        <w:ind w:left="0" w:leftChars="0" w:right="0" w:rightChars="0" w:firstLineChars="200"/>
+        <w:ind w:left="0" w:leftChars="0" w:right="0" w:rightChars="0" w:firstLine="496" w:firstLineChars="200"/>
         <w:jc w:val="both"/>
         <w:rPr>
           <w:rFonts w:ascii="Arial Narrow" w:hAnsi="Arial Narrow" w:eastAsia="仿宋_GB2312" w:cs="Arial Narrow"/>
@@ -1799,7 +1803,7 @@
       </w:pPr>
       <w:r>
         <w:rPr>
-          <w:rFonts w:ascii="Arial Narrow" w:hAnsi="Arial Narrow" w:eastAsia="仿宋_GB2312" w:cs="Arial Narrow"/>
+          <w:rFonts w:ascii="Times New Roman" w:hAnsi="Times New Roman" w:eastAsia="仿宋_GB2312" w:cs="Arial Narrow"/>
           <w:color w:val="FF0000"/>
           <w:spacing w:val="4"/>
           <w:sz w:val="24"/>
@@ -1812,7 +1816,7 @@
     <w:p>
       <w:pPr>
         <w:spacing w:before="120" w:after="0" w:line="300" w:lineRule="auto"/>
-        <w:ind w:left="0" w:leftChars="0" w:right="0" w:rightChars="0" w:firstLineChars="200"/>
+        <w:ind w:left="0" w:leftChars="0" w:right="0" w:rightChars="0" w:firstLine="496" w:firstLineChars="200"/>
         <w:jc w:val="both"/>
         <w:rPr>
           <w:rFonts w:ascii="Arial Narrow" w:hAnsi="Arial Narrow" w:eastAsia="仿宋_GB2312" w:cs="Arial Narrow"/>
@@ -1824,7 +1828,7 @@
       </w:pPr>
       <w:r>
         <w:rPr>
-          <w:rFonts w:hint="eastAsia" w:ascii="Arial Narrow" w:hAnsi="Arial Narrow" w:eastAsia="仿宋_GB2312" w:cs="Arial Narrow"/>
+          <w:rFonts w:hint="eastAsia" w:ascii="Times New Roman" w:hAnsi="Times New Roman" w:eastAsia="仿宋_GB2312" w:cs="Arial Narrow"/>
           <w:spacing w:val="4"/>
           <w:sz w:val="24"/>
           <w:szCs w:val="24"/>
@@ -1836,7 +1840,7 @@
     <w:p>
       <w:pPr>
         <w:spacing w:before="120" w:after="0" w:line="300" w:lineRule="auto"/>
-        <w:ind w:left="0" w:leftChars="0" w:right="0" w:rightChars="0" w:firstLineChars="200"/>
+        <w:ind w:left="0" w:leftChars="0" w:right="0" w:rightChars="0" w:firstLine="496" w:firstLineChars="200"/>
         <w:jc w:val="both"/>
         <w:rPr>
           <w:rFonts w:ascii="Arial Narrow" w:hAnsi="Arial Narrow" w:eastAsia="仿宋_GB2312" w:cs="Arial Narrow"/>
@@ -1848,7 +1852,7 @@
       </w:pPr>
       <w:r>
         <w:rPr>
-          <w:rFonts w:hint="eastAsia" w:ascii="Arial Narrow" w:hAnsi="Arial Narrow" w:eastAsia="仿宋_GB2312" w:cs="Arial Narrow"/>
+          <w:rFonts w:hint="eastAsia" w:ascii="Times New Roman" w:hAnsi="Times New Roman" w:eastAsia="仿宋_GB2312" w:cs="Arial Narrow"/>
           <w:spacing w:val="4"/>
           <w:sz w:val="24"/>
           <w:szCs w:val="24"/>
@@ -1924,7 +1928,7 @@
     <w:p>
       <w:pPr>
         <w:spacing w:before="120" w:after="0" w:line="300" w:lineRule="auto"/>
-        <w:ind w:left="0" w:leftChars="0" w:right="0" w:rightChars="0" w:firstLineChars="200"/>
+        <w:ind w:left="0" w:leftChars="0" w:right="0" w:rightChars="0" w:firstLine="496" w:firstLineChars="200"/>
         <w:jc w:val="both"/>
         <w:rPr>
           <w:rFonts w:hint="eastAsia" w:ascii="Arial Narrow" w:hAnsi="Arial Narrow" w:eastAsia="仿宋_GB2312" w:cs="Arial Narrow"/>
@@ -1936,7 +1940,7 @@
       </w:pPr>
       <w:r>
         <w:rPr>
-          <w:rFonts w:hint="eastAsia" w:ascii="Arial Narrow" w:hAnsi="Arial Narrow" w:eastAsia="仿宋_GB2312" w:cs="Arial Narrow"/>
+          <w:rFonts w:hint="eastAsia" w:ascii="Times New Roman" w:hAnsi="Times New Roman" w:eastAsia="仿宋_GB2312" w:cs="Arial Narrow"/>
           <w:spacing w:val="4"/>
           <w:sz w:val="24"/>
           <w:szCs w:val="24"/>
@@ -2923,7 +2927,7 @@
     <w:lsdException w:unhideWhenUsed="0" w:uiPriority="0" w:semiHidden="0" w:name="table of authorities"/>
     <w:lsdException w:unhideWhenUsed="0" w:uiPriority="0" w:semiHidden="0" w:name="macro"/>
     <w:lsdException w:unhideWhenUsed="0" w:uiPriority="0" w:semiHidden="0" w:name="toa heading"/>
-    <w:lsdException w:unhideWhenUsed="0" w:uiPriority="0" w:semiHidden="0" w:name="List"/>
+    <w:lsdException w:qFormat="1" w:unhideWhenUsed="0" w:uiPriority="0" w:semiHidden="0" w:name="List"/>
     <w:lsdException w:unhideWhenUsed="0" w:uiPriority="0" w:semiHidden="0" w:name="List Bullet"/>
     <w:lsdException w:unhideWhenUsed="0" w:uiPriority="0" w:semiHidden="0" w:name="List Number"/>
     <w:lsdException w:unhideWhenUsed="0" w:uiPriority="0" w:semiHidden="0" w:name="List 2"/>
@@ -2943,7 +2947,7 @@
     <w:lsdException w:unhideWhenUsed="0" w:uiPriority="0" w:semiHidden="0" w:name="Signature"/>
     <w:lsdException w:unhideWhenUsed="0" w:uiPriority="0" w:name="Default Paragraph Font"/>
     <w:lsdException w:unhideWhenUsed="0" w:uiPriority="0" w:semiHidden="0" w:name="Body Text"/>
-    <w:lsdException w:unhideWhenUsed="0" w:uiPriority="0" w:semiHidden="0" w:name="Body Text Indent"/>
+    <w:lsdException w:qFormat="1" w:unhideWhenUsed="0" w:uiPriority="0" w:semiHidden="0" w:name="Body Text Indent"/>
     <w:lsdException w:unhideWhenUsed="0" w:uiPriority="0" w:semiHidden="0" w:name="List Continue"/>
     <w:lsdException w:unhideWhenUsed="0" w:uiPriority="0" w:semiHidden="0" w:name="List Continue 2"/>
     <w:lsdException w:unhideWhenUsed="0" w:uiPriority="0" w:semiHidden="0" w:name="List Continue 3"/>
@@ -2979,7 +2983,7 @@
     <w:lsdException w:unhideWhenUsed="0" w:uiPriority="0" w:semiHidden="0" w:name="HTML Sample"/>
     <w:lsdException w:unhideWhenUsed="0" w:uiPriority="0" w:semiHidden="0" w:name="HTML Typewriter"/>
     <w:lsdException w:unhideWhenUsed="0" w:uiPriority="0" w:semiHidden="0" w:name="HTML Variable"/>
-    <w:lsdException w:unhideWhenUsed="0" w:uiPriority="0" w:name="Normal Table"/>
+    <w:lsdException w:qFormat="1" w:unhideWhenUsed="0" w:uiPriority="0" w:name="Normal Table"/>
     <w:lsdException w:unhideWhenUsed="0" w:uiPriority="0" w:semiHidden="0" w:name="annotation subject"/>
     <w:lsdException w:unhideWhenUsed="0" w:uiPriority="0" w:semiHidden="0" w:name="Table Simple 1"/>
     <w:lsdException w:unhideWhenUsed="0" w:uiPriority="0" w:semiHidden="0" w:name="Table Simple 2"/>
@@ -3170,6 +3174,7 @@
   <w:style w:type="table" w:default="1" w:styleId="9">
     <w:name w:val="Normal Table"/>
     <w:semiHidden/>
+    <w:qFormat/>
     <w:uiPriority w:val="0"/>
     <w:tblPr>
       <w:tblCellMar>
@@ -3216,6 +3221,7 @@
   <w:style w:type="paragraph" w:styleId="5">
     <w:name w:val="Body Text Indent"/>
     <w:basedOn w:val="1"/>
+    <w:qFormat/>
     <w:uiPriority w:val="0"/>
     <w:pPr>
       <w:widowControl w:val="0"/>
@@ -3262,6 +3268,7 @@
   <w:style w:type="paragraph" w:styleId="8">
     <w:name w:val="List"/>
     <w:basedOn w:val="4"/>
+    <w:qFormat/>
     <w:uiPriority w:val="0"/>
     <w:rPr>
       <w:rFonts w:cs="Arial"/>

--- a/backend/data/audit_report_templates/report_body/standalone/1.4.1无法表示意见审计报告模板（公众利益实体、非公众利益实体）-简版.docx
+++ b/backend/data/audit_report_templates/report_body/standalone/1.4.1无法表示意见审计报告模板（公众利益实体、非公众利益实体）-简版.docx
@@ -309,7 +309,7 @@
     </w:p>
     <w:p>
       <w:pPr>
-        <w:spacing w:line="2400" w:lineRule="auto"/>
+        <w:spacing w:line="360" w:lineRule="auto"/>
         <w:jc w:val="center"/>
         <w:rPr>
           <w:rFonts w:ascii="黑体;SimHei" w:hAnsi="黑体;SimHei" w:eastAsia="黑体;SimHei" w:cs="Arial Narrow"/>
